--- a/agreements/ECHONET Certificate Subscriber Agreement v1.docx
+++ b/agreements/ECHONET Certificate Subscriber Agreement v1.docx
@@ -72,7 +72,7 @@
                 <w:sz w:val="19"/>
                 <w:szCs w:val="19"/>
               </w:rPr>
-              <w:t xml:space="preserve">) accept the terms and conditions of this Agreement and are bound by them from the date of that request. This Agreement is the "ECHONET Subscriber Agreement" referred to in the OISTE/WISeKey ECHONET CP/CPS.</w:t>
+              <w:t xml:space="preserve">) accept the terms and conditions of this Agreement and are bound by them from the date of that request. This Agreement is the "ECHONET Subscriber Agreement" referred to in the OISTE ECHONET CP/CPS.</w:t>
             </w:r>
           </w:p>
         </w:tc>
@@ -90,7 +90,7 @@
           <w:sz w:val="19"/>
           <w:szCs w:val="19"/>
         </w:rPr>
-        <w:t xml:space="preserve">This Agreement is concluded between WISeKey SA, Avenue Louis-Casaï 58, 1216 Cointrin – Geneva, Switzerland, including SEALSQ Corp., owner of the SealSQ IOT ROOT GA and a WISeKey Holding company, both operating the ECHONET hierarchy under the OISTE/WISeKey Global Trust Model and together referred to as "WISeKey" or "we", and the Subscriber ("you"). The trust model, policies and practices applied beneath the Root are regulated by the OISTE Foundation through its Policy Approval Authority (CP/CPS Appendix B).</w:t>
+        <w:t xml:space="preserve">This Agreement is concluded between SealSQ SAS, ZA Bachasson, Arteparc Bat A – 13590 Meyreuil, France, owner of the SealSQ IOT ROOT GA and a WISeKey Holding company, operating the ECHONET hierarchy under the OISTE/WISeKey Global Trust Model and together referred to as "SealSQ" or "we", and the Subscriber ("you"). The trust model, policies and practices applied beneath the Root are regulated by the OISTE Foundation through its Policy Approval Authority (CP/CPS Appendix B).</w:t>
       </w:r>
     </w:p>
     <w:p>
@@ -213,7 +213,7 @@
                 <w:sz w:val="18"/>
                 <w:szCs w:val="18"/>
               </w:rPr>
-              <w:t xml:space="preserve">The OISTE/WISeKey ECHONET Certificate Policy and Certification Practice Statement, current version, published at https://github.com/OISTE/repository and https://wisekey.com/repository.</w:t>
+              <w:t xml:space="preserve">The OISTE ECHONET Certificate Policy and Certification Practice Statement, current version, published at https://github.com/OISTE/repository and https://wisekey.com/repository.</w:t>
             </w:r>
           </w:p>
         </w:tc>
@@ -353,7 +353,7 @@
                 <w:sz w:val="18"/>
                 <w:szCs w:val="18"/>
               </w:rPr>
-              <w:t xml:space="preserve">The certificate issued under a Subordinate CA to an individual ECHONET device, binding it to you and to your Manufacturer Code, Product Code and Production Number (CP/CPS 1.4.1, 7.1.4). Validity 20 years (CP/CPS 6.3.2).</w:t>
+              <w:t xml:space="preserve">The certificate issued under a Subordinate CA to an individual ECHONET device, binding it to you and to your Manufacturer Code, Product Code and Production Number (CP/CPS 1.4.1, 7.1.4). No scheduled expiration, unless you request a fixed validity for a product line (CP/CPS 6.3.2).</w:t>
             </w:r>
           </w:p>
         </w:tc>
@@ -423,7 +423,7 @@
                 <w:sz w:val="18"/>
                 <w:szCs w:val="18"/>
               </w:rPr>
-              <w:t xml:space="preserve">An ECHONET Subordinate CA beneath the Root CA, operated by WISeKey on your behalf or by you as a technically constrained CA (CP/CPS 3.2.2, 7.1.5).</w:t>
+              <w:t xml:space="preserve">An ECHONET Subordinate CA beneath the Root CA, operated by SealSQ on your behalf or by you as a technically constrained CA (CP/CPS 3.2.2, 7.1.5).</w:t>
             </w:r>
           </w:p>
         </w:tc>
@@ -633,7 +633,7 @@
                 <w:sz w:val="18"/>
                 <w:szCs w:val="18"/>
               </w:rPr>
-              <w:t xml:space="preserve">The WISeKey / SEALSQ certificate management platform (INeS IoT Security Portal) through which certificates are requested, issued, managed and revoked.</w:t>
+              <w:t xml:space="preserve">The SealSQ certificate management platform (INeS IoT Security Portal) through which certificates are requested, issued, managed and revoked.</w:t>
             </w:r>
           </w:p>
         </w:tc>
@@ -674,7 +674,7 @@
           <w:sz w:val="19"/>
           <w:szCs w:val="19"/>
         </w:rPr>
-        <w:t xml:space="preserve">  This Agreement regulates the provision of ECHONET certification services by WISeKey to you as Subscriber of ECHONET Device Certificates for the devices you manufacture and, where applicable, as owner of an ECHONET Subordinate CA, and your use of those services.</w:t>
+        <w:t xml:space="preserve">  This Agreement regulates the provision of ECHONET certification services by SealSQ to you as Subscriber of ECHONET Device Certificates for the devices you manufacture and, where applicable, as owner of an ECHONET Subordinate CA, and your use of those services.</w:t>
       </w:r>
     </w:p>
     <w:p>
@@ -741,16 +741,16 @@
           <w:sz w:val="20"/>
           <w:szCs w:val="20"/>
         </w:rPr>
-        <w:t xml:space="preserve">WISeKey warranty.</w:t>
-      </w:r>
-      <w:r>
-        <w:rPr>
-          <w:rFonts w:ascii="Calibri" w:cs="Calibri" w:eastAsia="Calibri" w:hAnsi="Calibri"/>
-          <w:color w:val="1F2A33"/>
-          <w:sz w:val="19"/>
-          <w:szCs w:val="19"/>
-        </w:rPr>
-        <w:t xml:space="preserve">  In providing its certification services WISeKey complies with the obligations of CP/CPS section 9.6.1 and issues every certificate in conformity with the profile of CP/CPS section 7.1. Upon your acceptance of a certificate WISeKey warrants that it was so issued, that your identity, Consortium standing and Manufacturer Code entitlement were verified as stated in CP/CPS section 3.2, and that revocation status is published by CRL as stated in CP/CPS sections 4.9 and 4.10. The ECHONET Consortium publishes no PKI certificate policy and gives no warranty in respect of WISeKey's services; assurance rests on the assessments of CP/CPS section 8.</w:t>
+        <w:t xml:space="preserve">SealSQ warranty.</w:t>
+      </w:r>
+      <w:r>
+        <w:rPr>
+          <w:rFonts w:ascii="Calibri" w:cs="Calibri" w:eastAsia="Calibri" w:hAnsi="Calibri"/>
+          <w:color w:val="1F2A33"/>
+          <w:sz w:val="19"/>
+          <w:szCs w:val="19"/>
+        </w:rPr>
+        <w:t xml:space="preserve">  In providing its certification services SealSQ complies with the obligations of CP/CPS section 9.6.1 and issues every certificate in conformity with the profile of CP/CPS section 7.1. Upon your acceptance of a certificate SealSQ warrants that it was so issued, that your identity, Consortium standing and Manufacturer Code entitlement were verified as stated in CP/CPS section 3.2, and that revocation status is published by CRL as stated in CP/CPS sections 4.9 and 4.10. The ECHONET Consortium publishes no PKI certificate policy and gives no warranty in respect of SealSQ's services; assurance rests on the assessments of CP/CPS section 8.</w:t>
       </w:r>
     </w:p>
     <w:p>
@@ -788,7 +788,7 @@
           <w:sz w:val="19"/>
           <w:szCs w:val="19"/>
         </w:rPr>
-        <w:t xml:space="preserve">  Through the INeS platform WISeKey delegates to you the following functions, which you perform as a Registration Authority within the meaning of CP/CPS section 1.3.2 and under the controls of CP/CPS section 5:</w:t>
+        <w:t xml:space="preserve">  Through the INeS platform SealSQ delegates to you the following functions, which you perform as a Registration Authority within the meaning of CP/CPS section 1.3.2 and under the controls of CP/CPS section 5:</w:t>
       </w:r>
     </w:p>
     <w:p>
@@ -868,7 +868,7 @@
           <w:sz w:val="19"/>
           <w:szCs w:val="19"/>
         </w:rPr>
-        <w:t xml:space="preserve">the retention of the production and enrolment records that link each certificate to a physical device, for at least 7 years after its expiry or revocation (CP/CPS 5.5.2).</w:t>
+        <w:t xml:space="preserve">the retention of the production and enrolment records that link each certificate to a physical device, for as long as the certificate remains valid and for at least 7 years after its expiry or revocation (CP/CPS 5.5.2, 6.3.2).</w:t>
       </w:r>
     </w:p>
     <w:p>
@@ -883,7 +883,7 @@
           <w:sz w:val="19"/>
           <w:szCs w:val="19"/>
         </w:rPr>
-        <w:t xml:space="preserve">Where you operate a Subordinate CA yourself, you operate a technically constrained Certification Authority under CP/CPS sections 3.2.2, 3.2.6, 7.1.5 and 8.4: its certificate carries a critical nameConstraints extension limited to your Organization and Country, it is configured to issue only for your Manufacturer Codes, it is admitted only after your initial self-assessment is accepted by the PAA and the OWGTM accreditation assessment is completed, and it must publish a full CRL at least every 12 months and within 24 hours of any revocation (CP/CPS 4.9.7). You may not further delegate these functions without WISeKey's prior written approval.</w:t>
+        <w:t xml:space="preserve">Where you operate a Subordinate CA yourself, you operate a technically constrained Certification Authority under CP/CPS sections 3.2.2, 3.2.6, 7.1.5 and 8.4: its certificate carries a critical nameConstraints extension limited to your Organization and Country, it is configured to issue only for your Manufacturer Codes, it is admitted only after your initial self-assessment is accepted by the PAA and the OWGTM accreditation assessment is completed, and it must publish a full CRL at least every 12 months and within 24 hours of any revocation (CP/CPS 4.9.7). You may not further delegate these functions without SealSQ's prior written approval.</w:t>
       </w:r>
     </w:p>
     <w:p>
@@ -961,7 +961,7 @@
           <w:sz w:val="19"/>
           <w:szCs w:val="19"/>
         </w:rPr>
-        <w:t xml:space="preserve">you are a member of the ECHONET Consortium in good standing, or otherwise entitled by the Consortium to place ECHONET devices on the market; WISeKey re-verifies your identity, standing and Manufacturer Code entitlement at least every 825 days, and you will notify WISeKey without delay if either ceases (CP/CPS 3.2.2.1);</w:t>
+        <w:t xml:space="preserve">you are a member of the ECHONET Consortium in good standing, or otherwise entitled by the Consortium to place ECHONET devices on the market; SealSQ re-verifies your identity, standing and Manufacturer Code entitlement at least every 825 days, and you will notify SealSQ without delay if either ceases (CP/CPS 3.2.2.1);</w:t>
       </w:r>
     </w:p>
     <w:p>
@@ -1001,7 +1001,7 @@
           <w:sz w:val="19"/>
           <w:szCs w:val="19"/>
         </w:rPr>
-        <w:t xml:space="preserve">WISeKey may, at its sole discretion, decline to process or issue a certificate (CP/CPS 4.2.2);</w:t>
+        <w:t xml:space="preserve">SealSQ may, at its sole discretion, decline to process or issue a certificate (CP/CPS 4.2.2);</w:t>
       </w:r>
     </w:p>
     <w:p>
@@ -1061,7 +1061,7 @@
           <w:sz w:val="19"/>
           <w:szCs w:val="19"/>
         </w:rPr>
-        <w:t xml:space="preserve">WISeKey will revoke a certificate — within 24 hours for key compromise, mis-issuance or misuse and within 5 days otherwise, after investigating a Certificate Problem Report within 24 hours of receipt (CP/CPS 4.9.5) — if you request it or if WISeKey obtains evidence or is made aware that:</w:t>
+        <w:t xml:space="preserve">SealSQ will revoke a certificate — within 24 hours for key compromise, mis-issuance or misuse and within 5 days otherwise, after investigating a Certificate Problem Report within 24 hours of receipt (CP/CPS 4.9.5) — if you request it or if SealSQ obtains evidence or is made aware that:</w:t>
       </w:r>
     </w:p>
     <w:p>
@@ -1475,7 +1475,7 @@
           <w:sz w:val="19"/>
           <w:szCs w:val="19"/>
         </w:rPr>
-        <w:t xml:space="preserve">  ECHONET Device Certificates are valid for 20 years from issuance, or for the shorter period you request for a product line; Subordinate CA certificates have no scheduled expiration, so that a device certificate always receives its full validity (CP/CPS 6.3.2). The provision of the services, including the operation of your Subordinate CA on INeS and the issuance of device certificates, is subject to payment of the fees in your service agreement and purchase orders (CP/CPS 9.1); the refund policy is the one stated there or, failing that, in WISeKey's general terms and conditions (CP/CPS 9.1.5).</w:t>
+        <w:t xml:space="preserve">  ECHONET Device Certificates have no scheduled expiration, unless you request a fixed validity for a product line. Like the Root CA and Subordinate CA certificates, they carry a notAfter value of 31 December 9999 and remain valid until revoked, so renewal does not apply to them (CP/CPS 4.6.1, 6.3.2). The provision of the services, including the operation of your Subordinate CA on INeS and the issuance of device certificates, is subject to payment of the fees in your service agreement and purchase orders (CP/CPS 9.1); the refund policy is the one stated there or, failing that, in SealSQ's general terms and conditions (CP/CPS 9.1.5).</w:t>
       </w:r>
     </w:p>
     <w:p>
@@ -1513,7 +1513,7 @@
           <w:sz w:val="19"/>
           <w:szCs w:val="19"/>
         </w:rPr>
-        <w:t xml:space="preserve">  The disclaimers and limitations of liability of CP/CPS sections 9.7 and 9.8 apply to all claims arising in relation to certificates and certification services provided by WISeKey. If WISeKey breaches the warranty of clause 4 and you are in compliance with this Agreement, WISeKey's liability is capped, per class of certificate, at the amounts below, in Swiss Francs:</w:t>
+        <w:t xml:space="preserve">  The disclaimers and limitations of liability of CP/CPS sections 9.7 and 9.8 apply to all claims arising in relation to certificates and certification services provided by SealSQ. If SealSQ breaches the warranty of clause 4 and you are in compliance with this Agreement, SealSQ's liability is capped, per class of certificate, at the amounts below, in Euros:</w:t>
       </w:r>
     </w:p>
     <w:tbl>
@@ -1530,9 +1530,9 @@
         <w:tblLayout w:type="fixed"/>
       </w:tblPr>
       <w:tblGrid>
-        <w:gridCol w:w="3200"/>
-        <w:gridCol w:w="3200"/>
-        <w:gridCol w:w="3239"/>
+        <w:gridCol w:w="3600"/>
+        <w:gridCol w:w="2830"/>
+        <w:gridCol w:w="3209"/>
       </w:tblGrid>
       <w:tr>
         <w:trPr>
@@ -1540,7 +1540,7 @@
         </w:trPr>
         <w:tc>
           <w:tcPr>
-            <w:tcW w:type="dxa" w:w="0"/>
+            <w:tcW w:type="dxa" w:w="3600"/>
             <w:tcBorders>
               <w:top w:val="single" w:color="C9D3DC" w:sz="4"/>
               <w:left w:val="single" w:color="C9D3DC" w:sz="4"/>
@@ -1574,7 +1574,7 @@
         </w:tc>
         <w:tc>
           <w:tcPr>
-            <w:tcW w:type="dxa" w:w="0"/>
+            <w:tcW w:type="dxa" w:w="2830"/>
             <w:tcBorders>
               <w:top w:val="single" w:color="C9D3DC" w:sz="4"/>
               <w:left w:val="single" w:color="C9D3DC" w:sz="4"/>
@@ -1602,13 +1602,13 @@
                 <w:sz w:val="18"/>
                 <w:szCs w:val="18"/>
               </w:rPr>
-              <w:t xml:space="preserve">Maximum liability per certificate (CHF)</w:t>
+              <w:t xml:space="preserve">Maximum liability per certificate (EUR)</w:t>
             </w:r>
           </w:p>
         </w:tc>
         <w:tc>
           <w:tcPr>
-            <w:tcW w:type="dxa" w:w="0"/>
+            <w:tcW w:type="dxa" w:w="3209"/>
             <w:tcBorders>
               <w:top w:val="single" w:color="C9D3DC" w:sz="4"/>
               <w:left w:val="single" w:color="C9D3DC" w:sz="4"/>
@@ -1636,7 +1636,7 @@
                 <w:sz w:val="18"/>
                 <w:szCs w:val="18"/>
               </w:rPr>
-              <w:t xml:space="preserve">Total aggregate liability per certificate (CHF)</w:t>
+              <w:t xml:space="preserve">Total aggregate liability per certificate (EUR)</w:t>
             </w:r>
           </w:p>
         </w:tc>
@@ -1647,7 +1647,7 @@
         </w:trPr>
         <w:tc>
           <w:tcPr>
-            <w:tcW w:type="dxa" w:w="0"/>
+            <w:tcW w:type="dxa" w:w="3600"/>
             <w:tcBorders>
               <w:top w:val="single" w:color="C9D3DC" w:sz="4"/>
               <w:left w:val="single" w:color="C9D3DC" w:sz="4"/>
@@ -1680,7 +1680,7 @@
         </w:tc>
         <w:tc>
           <w:tcPr>
-            <w:tcW w:type="dxa" w:w="0"/>
+            <w:tcW w:type="dxa" w:w="2830"/>
             <w:tcBorders>
               <w:top w:val="single" w:color="C9D3DC" w:sz="4"/>
               <w:left w:val="single" w:color="C9D3DC" w:sz="4"/>
@@ -1713,7 +1713,7 @@
         </w:tc>
         <w:tc>
           <w:tcPr>
-            <w:tcW w:type="dxa" w:w="0"/>
+            <w:tcW w:type="dxa" w:w="3209"/>
             <w:tcBorders>
               <w:top w:val="single" w:color="C9D3DC" w:sz="4"/>
               <w:left w:val="single" w:color="C9D3DC" w:sz="4"/>
@@ -1751,7 +1751,7 @@
         </w:trPr>
         <w:tc>
           <w:tcPr>
-            <w:tcW w:type="dxa" w:w="0"/>
+            <w:tcW w:type="dxa" w:w="3600"/>
             <w:tcBorders>
               <w:top w:val="single" w:color="C9D3DC" w:sz="4"/>
               <w:left w:val="single" w:color="C9D3DC" w:sz="4"/>
@@ -1784,7 +1784,7 @@
         </w:tc>
         <w:tc>
           <w:tcPr>
-            <w:tcW w:type="dxa" w:w="0"/>
+            <w:tcW w:type="dxa" w:w="2830"/>
             <w:tcBorders>
               <w:top w:val="single" w:color="C9D3DC" w:sz="4"/>
               <w:left w:val="single" w:color="C9D3DC" w:sz="4"/>
@@ -1817,7 +1817,7 @@
         </w:tc>
         <w:tc>
           <w:tcPr>
-            <w:tcW w:type="dxa" w:w="0"/>
+            <w:tcW w:type="dxa" w:w="3209"/>
             <w:tcBorders>
               <w:top w:val="single" w:color="C9D3DC" w:sz="4"/>
               <w:left w:val="single" w:color="C9D3DC" w:sz="4"/>
@@ -1955,7 +1955,7 @@
           <w:sz w:val="19"/>
           <w:szCs w:val="19"/>
         </w:rPr>
-        <w:t xml:space="preserve"> is the aggregate liability limit of the OWGTM towards all end users, relying parties and any other entities that are not Subordinate PKI Entities in respect of all certificates issued under the Root CA, which under CP/CPS section 9.8 is CHF 5,000,000 in total and CHF 500,000 per year. WISeKey administers claims on a first-come, first-served basis. You may make only one warranty claim per transaction regardless of how many WISeKey products or services you relied on. Once the applicable cap is reached, you release WISeKey from any liability for remaining unreimbursed amounts.</w:t>
+        <w:t xml:space="preserve"> is the aggregate liability limit of the OWGTM towards all end users, relying parties and any other entities that are not Subordinate PKI Entities in respect of all certificates issued under the Root CA, which under CP/CPS section 9.8 is EUR 5,000,000 in total and EUR 500,000 per year. SealSQ administers claims on a first-come, first-served basis. You may make only one warranty claim per transaction regardless of how many SealSQ products or services you relied on. Once the applicable cap is reached, you release SealSQ from any liability for remaining unreimbursed amounts.</w:t>
       </w:r>
     </w:p>
     <w:p>
@@ -1970,7 +1970,7 @@
           <w:sz w:val="19"/>
           <w:szCs w:val="19"/>
         </w:rPr>
-        <w:t xml:space="preserve">These limitations apply to any liability whether based in contract, tort (including negligence) or any other theory, and to any direct, indirect, special, punitive, exemplary, consequential, reliance or incidental damages. The OISTE Foundation delegates this liability to WISeKey as lead operator, which covers it through an Errors and Omissions insurance (CP/CPS sections 9.2.1 and 9.8).</w:t>
+        <w:t xml:space="preserve">These limitations apply to any liability whether based in contract, tort (including negligence) or any other theory, and to any direct, indirect, special, punitive, exemplary, consequential, reliance or incidental damages. The OISTE Foundation delegates this liability to SealSQ as lead operator, which covers it through an Errors and Omissions insurance (CP/CPS sections 9.2.1 and 9.8).</w:t>
       </w:r>
     </w:p>
     <w:p>
@@ -2008,7 +2008,7 @@
           <w:sz w:val="19"/>
           <w:szCs w:val="19"/>
         </w:rPr>
-        <w:t xml:space="preserve">  WISeKey acts as data controller and you, when performing the functions of clause 5, as data processor or joint controller (CP/CPS 9.4). You consent to the WISeKey Privacy Policy published at https://www.wisekey.com/repository (CP/CPS 9.4.1). No personal data is placed in ECHONET Device Certificates or CA certificates; the personal data processed is that of your contacts and representatives, which is processed in compliance with the GDPR and, for subscribers established in Japan, the Act on the Protection of Personal Information (CP/CPS 9.4). You authorise WISeKey to publish certificate status information by CRL and to disclose information relevant to any judicial or administrative proceeding concerning the reliability or legal validity of a certificate (CP/CPS 9.4.6).</w:t>
+        <w:t xml:space="preserve">  SealSQ acts as data controller and you, when performing the functions of clause 5, as data processor or joint controller (CP/CPS 9.4). You consent to the SealSQ Privacy Policy. No personal data is placed in ECHONET Device Certificates or CA certificates; the personal data processed is that of your contacts and representatives, which is processed in compliance with the GDPR and, for subscribers established in Japan, the Act on the Protection of Personal Information (CP/CPS 9.4). You authorise SealSQ to publish certificate status information by CRL and to disclose information relevant to any judicial or administrative proceeding concerning the reliability or legal validity of a certificate (CP/CPS 9.4.6).</w:t>
       </w:r>
     </w:p>
     <w:p>
@@ -2046,7 +2046,7 @@
           <w:sz w:val="19"/>
           <w:szCs w:val="19"/>
         </w:rPr>
-        <w:t xml:space="preserve">  The certificates, the object identifiers and the CP/CPS are owned by the OISTE Foundation, save that the Root CA certificate and its key belong to SEALSQ Corp.; your private and public keys are your property (CP/CPS 9.5, Appendix B). Any trademark included in a certificate is under your responsibility.</w:t>
+        <w:t xml:space="preserve">  The certificates, the object identifiers and the CP/CPS are owned by the OISTE Foundation, save that the Root CA certificate and its key belong to SEALSQ; your private and public keys are your property (CP/CPS 9.5, Appendix B). Any trademark included in a certificate is under your responsibility.</w:t>
       </w:r>
     </w:p>
     <w:p>
@@ -2084,7 +2084,7 @@
           <w:sz w:val="19"/>
           <w:szCs w:val="19"/>
         </w:rPr>
-        <w:t xml:space="preserve">  You will indemnify and hold harmless WISeKey, SEALSQ Corp., the OISTE Foundation and their respective directors, officers, employees, agents and affiliates from any liability arising out of your use of the certificates for other than their intended use, out of certificates issued on the basis of inaccurate identifiers or from an insecure manufacturing process, out of a Subordinate CA you operate in breach of the CP/CPS, or out of any material breach of your obligations under this Agreement.</w:t>
+        <w:t xml:space="preserve">  You will indemnify and hold harmless WISeKey, SEALSQ, the OISTE Foundation and their respective directors, officers, employees, agents and affiliates from any liability arising out of your use of the certificates for other than their intended use, out of certificates issued on the basis of inaccurate identifiers or from an insecure manufacturing process, out of a Subordinate CA you operate in breach of the CP/CPS, or out of any material breach of your obligations under this Agreement.</w:t>
       </w:r>
     </w:p>
     <w:p>
@@ -2122,7 +2122,7 @@
           <w:sz w:val="19"/>
           <w:szCs w:val="19"/>
         </w:rPr>
-        <w:t xml:space="preserve">  You agree to the formation and conclusion of contracts and to the delivery of notices and communications by electronic means, including the acceptance of this Agreement and termination notices, and confirm that you have the capability and equipment to do so. Notices to you are sent to the e-mail address in your registration information (CP/CPS 9.11). WISeKey may amend this Agreement and the CP/CPS following CP/CPS section 9.12; amendments are published in the OWGTM repository and major changes are notified to you.</w:t>
+        <w:t xml:space="preserve">  You agree to the formation and conclusion of contracts and to the delivery of notices and communications by electronic means, including the acceptance of this Agreement and termination notices, and confirm that you have the capability and equipment to do so. Notices to you are sent to the e-mail address in your registration information (CP/CPS 9.11). SealSQ may amend this Agreement and the CP/CPS following CP/CPS section 9.12; amendments are published in the OWGTM repository and major changes are notified to you.</w:t>
       </w:r>
     </w:p>
     <w:p>
@@ -2160,7 +2160,7 @@
           <w:sz w:val="19"/>
           <w:szCs w:val="19"/>
         </w:rPr>
-        <w:t xml:space="preserve">  This Agreement takes effect on your first request and remains in force while any certificate issued to you under it is valid. Either party may terminate it at any time. If you terminate without cause, no fees are refunded; if WISeKey terminates without cause, it refunds you in accordance with its refund policy; if WISeKey terminates with cause, no refund is due. On termination WISeKey ceases issuance for you; certificates already issued remain valid until they expire or are revoked, and a Subordinate CA you operate is retired under CP/CPS 5.6 and 4.9.1.2. Your obligations concerning the private keys, confidentiality and personal data survive (CP/CPS 9.10.3).</w:t>
+        <w:t xml:space="preserve">  This Agreement takes effect on your first request and remains in force while any certificate issued to you under it is valid. Either party may terminate it at any time. If you terminate without cause, no fees are refunded; if SealSQ terminates without cause, it refunds you in accordance with its refund policy; if SealSQ terminates with cause, no refund is due. On termination SealSQ ceases issuance for you; certificates already issued remain valid until they are revoked or, where a fixed validity applies, until they expire. A Subordinate CA you operate is retired under CP/CPS 5.6 and 6.3.2: it ceases issuing but is not revoked, and you continue to publish its CRL for as long as device certificates issued beneath it remain in service. Your obligations concerning the private keys, confidentiality and personal data survive (CP/CPS 9.10.3).</w:t>
       </w:r>
     </w:p>
     <w:p>
@@ -2198,7 +2198,7 @@
           <w:sz w:val="19"/>
           <w:szCs w:val="19"/>
         </w:rPr>
-        <w:t xml:space="preserve">  You may not assign any right or obligation under this Agreement without WISeKey's written consent (CP/CPS 9.16.2).</w:t>
+        <w:t xml:space="preserve">  You may not assign any right or obligation under this Agreement without SealSQ's written consent (CP/CPS 9.16.2).</w:t>
       </w:r>
     </w:p>
     <w:p>
@@ -2759,7 +2759,7 @@
           <w:sz w:val="19"/>
           <w:szCs w:val="19"/>
         </w:rPr>
-        <w:t xml:space="preserve">WISeKey SA — operator of the ECHONET hierarchy under the SealSQ IOT ROOT GA (owned by SEALSQ Corp.)</w:t>
+        <w:t xml:space="preserve">SealSQ — operator of the ECHONET hierarchy under the SealSQ IOT ROOT GA</w:t>
       </w:r>
     </w:p>
     <w:p>
@@ -2773,7 +2773,7 @@
           <w:sz w:val="18"/>
           <w:szCs w:val="18"/>
         </w:rPr>
-        <w:t xml:space="preserve">Avenue Louis-Casaï 58, 1216 Cointrin – Geneva, Switzerland</w:t>
+        <w:t xml:space="preserve">ZA Bachasson, Arteparc Bat A, 13590 Meyreuil France - +33 442370155</w:t>
       </w:r>
     </w:p>
     <w:p>
@@ -2787,7 +2787,7 @@
           <w:sz w:val="18"/>
           <w:szCs w:val="18"/>
         </w:rPr>
-        <w:t xml:space="preserve">Phone +41 22 594 3000 · cps@wisekey.com · https://www.wisekey.com/repository</w:t>
+        <w:t xml:space="preserve">cps@wisekey.com · https://www.wisekey.com/repository</w:t>
       </w:r>
     </w:p>
     <w:sectPr>
@@ -3010,26 +3010,41 @@
             <w:spacing w:after="0" w:before="0"/>
           </w:pPr>
           <w:r>
-            <w:rPr>
-              <w:rFonts w:ascii="Arial Black" w:cs="Arial Black" w:eastAsia="Arial Black" w:hAnsi="Arial Black"/>
-              <w:b/>
-              <w:bCs/>
-              <w:color w:val="0B2545"/>
-              <w:sz w:val="40"/>
-              <w:szCs w:val="40"/>
-            </w:rPr>
-            <w:t xml:space="preserve">SEAL</w:t>
-          </w:r>
-          <w:r>
-            <w:rPr>
-              <w:rFonts w:ascii="Arial Black" w:cs="Arial Black" w:eastAsia="Arial Black" w:hAnsi="Arial Black"/>
-              <w:b/>
-              <w:bCs/>
-              <w:color w:val="13A3B5"/>
-              <w:sz w:val="40"/>
-              <w:szCs w:val="40"/>
-            </w:rPr>
-            <w:t xml:space="preserve">SQ</w:t>
+            <w:drawing>
+              <wp:inline distT="0" distB="0" distL="0" distR="0">
+                <wp:extent cx="987552" cy="755904"/>
+                <wp:effectExtent l="0" t="0" r="0" b="0"/>
+                <wp:docPr id="901" name="SealSQ logo" descr="SealSQ semiconductors + quantum"/>
+                <wp:cNvGraphicFramePr>
+                  <a:graphicFrameLocks xmlns:a="http://schemas.openxmlformats.org/drawingml/2006/main" noChangeAspect="1"/>
+                </wp:cNvGraphicFramePr>
+                <a:graphic xmlns:a="http://schemas.openxmlformats.org/drawingml/2006/main">
+                  <a:graphicData uri="http://schemas.openxmlformats.org/drawingml/2006/picture">
+                    <pic:pic xmlns:pic="http://schemas.openxmlformats.org/drawingml/2006/picture">
+                      <pic:nvPicPr>
+                        <pic:cNvPr id="901" name="sealsq_logo.png"/>
+                        <pic:cNvPicPr/>
+                      </pic:nvPicPr>
+                      <pic:blipFill>
+                        <a:blip r:embed="rIdLogo1"/>
+                        <a:stretch>
+                          <a:fillRect/>
+                        </a:stretch>
+                      </pic:blipFill>
+                      <pic:spPr>
+                        <a:xfrm>
+                          <a:off x="0" y="0"/>
+                          <a:ext cx="987552" cy="755904"/>
+                        </a:xfrm>
+                        <a:prstGeom prst="rect">
+                          <a:avLst/>
+                        </a:prstGeom>
+                      </pic:spPr>
+                    </pic:pic>
+                  </a:graphicData>
+                </a:graphic>
+              </wp:inline>
+            </w:drawing>
           </w:r>
         </w:p>
       </w:tc>
